--- a/samples/gestion-temps/output/acquimetre-evaluations-8-11-exemple-gestion-temps/C01-gestion-professionnelle-du-temps/C01-3-j30-stagiaire.docx
+++ b/samples/gestion-temps/output/acquimetre-evaluations-8-11-exemple-gestion-temps/C01-gestion-professionnelle-du-temps/C01-3-j30-stagiaire.docx
@@ -43,7 +43,7 @@
         <w:t xml:space="preserve">Version :</w:t>
       </w:r>
       <w:r>
-        <w:t xml:space="preserve"> commande exemple-gestion-temps, 13/10/2026</w:t>
+        <w:t xml:space="preserve"> commande exemple-gestion-temps, 16/10/2026</w:t>
       </w:r>
     </w:p>
     <w:p>
@@ -210,36 +210,36 @@
         <w:t xml:space="preserve">1.</w:t>
       </w:r>
       <w:r>
-        <w:t xml:space="preserve"> Dans votre service, les réunions démarrent souvent en retard et des collègues vous interrompent sans prévenir. Comment le cours qualifie-t-il ces situations ?</w:t>
-      </w:r>
-    </w:p>
-    <w:p>
-      <w:pPr>
-        <w:spacing w:after="120"/>
-      </w:pPr>
-      <w:r>
-        <w:t xml:space="preserve">☐ a) Des facteurs de pertes de temps</w:t>
-      </w:r>
-      <w:r>
-        <w:br/>
-        <w:t xml:space="preserve"/>
-      </w:r>
-      <w:r>
-        <w:t xml:space="preserve">☐ b) Des coûts d’opportunité positifs</w:t>
-      </w:r>
-      <w:r>
-        <w:br/>
-        <w:t xml:space="preserve"/>
-      </w:r>
-      <w:r>
-        <w:t xml:space="preserve">☐ c) Des contraintes de temps externes</w:t>
-      </w:r>
-      <w:r>
-        <w:br/>
-        <w:t xml:space="preserve"/>
-      </w:r>
-      <w:r>
-        <w:t xml:space="preserve">☐ d) Des outils de priorisation</w:t>
+        <w:t xml:space="preserve"> Un collègue remet tout au lendemain. En plus d’une perte de temps, comment le cours qualifie-t-il ce comportement ?</w:t>
+      </w:r>
+    </w:p>
+    <w:p>
+      <w:pPr>
+        <w:spacing w:after="120"/>
+      </w:pPr>
+      <w:r>
+        <w:t xml:space="preserve">☐ a) Une non-gérance</w:t>
+      </w:r>
+      <w:r>
+        <w:br/>
+        <w:t xml:space="preserve"/>
+      </w:r>
+      <w:r>
+        <w:t xml:space="preserve">☐ b) Un coût d’opportunité</w:t>
+      </w:r>
+      <w:r>
+        <w:br/>
+        <w:t xml:space="preserve"/>
+      </w:r>
+      <w:r>
+        <w:t xml:space="preserve">☐ c) Un défaut de communication</w:t>
+      </w:r>
+      <w:r>
+        <w:br/>
+        <w:t xml:space="preserve"/>
+      </w:r>
+      <w:r>
+        <w:t xml:space="preserve">☐ d) Une contrainte de temps interne</w:t>
       </w:r>
     </w:p>
     <w:p>
@@ -298,36 +298,36 @@
         <w:t xml:space="preserve">3.</w:t>
       </w:r>
       <w:r>
-        <w:t xml:space="preserve"> Vous appliquez NERAC à la préparation d’un rapport. Vous venez de lister les tâches sans vous soucier de leur ordre ni de leur durée. Quelle est l’étape suivante ?</w:t>
-      </w:r>
-    </w:p>
-    <w:p>
-      <w:pPr>
-        <w:spacing w:after="120"/>
-      </w:pPr>
-      <w:r>
-        <w:t xml:space="preserve">☐ a) Contrôler les écarts</w:t>
-      </w:r>
-      <w:r>
-        <w:br/>
-        <w:t xml:space="preserve"/>
-      </w:r>
-      <w:r>
-        <w:t xml:space="preserve">☐ b) Estimer la durée de chaque tâche</w:t>
-      </w:r>
-      <w:r>
-        <w:br/>
-        <w:t xml:space="preserve"/>
-      </w:r>
-      <w:r>
-        <w:t xml:space="preserve">☐ c) Arbitrer les priorités</w:t>
-      </w:r>
-      <w:r>
-        <w:br/>
-        <w:t xml:space="preserve"/>
-      </w:r>
-      <w:r>
-        <w:t xml:space="preserve">☐ d) Réserver du temps pour les imprévus</w:t>
+        <w:t xml:space="preserve"> Dans le tableau d’exemple de la méthode NERAC, quel nom est inscrit dans la colonne « Contrôle » ?</w:t>
+      </w:r>
+    </w:p>
+    <w:p>
+      <w:pPr>
+        <w:spacing w:after="120"/>
+      </w:pPr>
+      <w:r>
+        <w:t xml:space="preserve">☐ a) Sophie</w:t>
+      </w:r>
+      <w:r>
+        <w:br/>
+        <w:t xml:space="preserve"/>
+      </w:r>
+      <w:r>
+        <w:t xml:space="preserve">☐ b) Bernard</w:t>
+      </w:r>
+      <w:r>
+        <w:br/>
+        <w:t xml:space="preserve"/>
+      </w:r>
+      <w:r>
+        <w:t xml:space="preserve">☐ c) Julien</w:t>
+      </w:r>
+      <w:r>
+        <w:br/>
+        <w:t xml:space="preserve"/>
+      </w:r>
+      <w:r>
+        <w:t xml:space="preserve">☐ d) Nathalie</w:t>
       </w:r>
     </w:p>
     <w:p>
@@ -342,36 +342,36 @@
         <w:t xml:space="preserve">4.</w:t>
       </w:r>
       <w:r>
-        <w:t xml:space="preserve"> Une tâche est estimée à 1 heure. Avec la même réserve de 40 % que dans l’exemple du cours, quel temps total prévoyez-vous ?</w:t>
-      </w:r>
-    </w:p>
-    <w:p>
-      <w:pPr>
-        <w:spacing w:after="120"/>
-      </w:pPr>
-      <w:r>
-        <w:t xml:space="preserve">☐ a) 1 h 14</w:t>
-      </w:r>
-      <w:r>
-        <w:br/>
-        <w:t xml:space="preserve"/>
-      </w:r>
-      <w:r>
-        <w:t xml:space="preserve">☐ b) 1 h 04</w:t>
-      </w:r>
-      <w:r>
-        <w:br/>
-        <w:t xml:space="preserve"/>
-      </w:r>
-      <w:r>
-        <w:t xml:space="preserve">☐ c) 1 h 24</w:t>
-      </w:r>
-      <w:r>
-        <w:br/>
-        <w:t xml:space="preserve"/>
-      </w:r>
-      <w:r>
-        <w:t xml:space="preserve">☐ d) 1 h 40</w:t>
+        <w:t xml:space="preserve"> Dans l’exemple NERAC du cours, à combien le temps réel de mise à jour du tableau de bord est-il fixé à ce jour ?</w:t>
+      </w:r>
+    </w:p>
+    <w:p>
+      <w:pPr>
+        <w:spacing w:after="120"/>
+      </w:pPr>
+      <w:r>
+        <w:t xml:space="preserve">☐ a) 2 heures et 15 minutes</w:t>
+      </w:r>
+      <w:r>
+        <w:br/>
+        <w:t xml:space="preserve"/>
+      </w:r>
+      <w:r>
+        <w:t xml:space="preserve">☐ b) 2 heures</w:t>
+      </w:r>
+      <w:r>
+        <w:br/>
+        <w:t xml:space="preserve"/>
+      </w:r>
+      <w:r>
+        <w:t xml:space="preserve">☐ c) 2 heures et 30 minutes</w:t>
+      </w:r>
+      <w:r>
+        <w:br/>
+        <w:t xml:space="preserve"/>
+      </w:r>
+      <w:r>
+        <w:t xml:space="preserve">☐ d) 2 heures et 48 minutes</w:t>
       </w:r>
     </w:p>
     <w:p>
@@ -386,36 +386,36 @@
         <w:t xml:space="preserve">5.</w:t>
       </w:r>
       <w:r>
-        <w:t xml:space="preserve"> Vous classez vos dossiers clients : 20 % d’entre eux font 80 % de la valeur. Dans quelle classe de l’analyse ABC les rangez-vous ?</w:t>
-      </w:r>
-    </w:p>
-    <w:p>
-      <w:pPr>
-        <w:spacing w:after="120"/>
-      </w:pPr>
-      <w:r>
-        <w:t xml:space="preserve">☐ a) Classe B</w:t>
-      </w:r>
-      <w:r>
-        <w:br/>
-        <w:t xml:space="preserve"/>
-      </w:r>
-      <w:r>
-        <w:t xml:space="preserve">☐ b) Hors classement</w:t>
-      </w:r>
-      <w:r>
-        <w:br/>
-        <w:t xml:space="preserve"/>
-      </w:r>
-      <w:r>
-        <w:t xml:space="preserve">☐ c) Classe A</w:t>
-      </w:r>
-      <w:r>
-        <w:br/>
-        <w:t xml:space="preserve"/>
-      </w:r>
-      <w:r>
-        <w:t xml:space="preserve">☐ d) Classe C</w:t>
+        <w:t xml:space="preserve"> Dans l’exemple Pareto des risques liés à la conduite d’un nouveau projet, quel pourcentage cumulé atteignent les trois premiers risques ?</w:t>
+      </w:r>
+    </w:p>
+    <w:p>
+      <w:pPr>
+        <w:spacing w:after="120"/>
+      </w:pPr>
+      <w:r>
+        <w:t xml:space="preserve">☐ a) 80,00 %</w:t>
+      </w:r>
+      <w:r>
+        <w:br/>
+        <w:t xml:space="preserve"/>
+      </w:r>
+      <w:r>
+        <w:t xml:space="preserve">☐ b) 95,06 %</w:t>
+      </w:r>
+      <w:r>
+        <w:br/>
+        <w:t xml:space="preserve"/>
+      </w:r>
+      <w:r>
+        <w:t xml:space="preserve">☐ c) 62,99 %</w:t>
+      </w:r>
+      <w:r>
+        <w:br/>
+        <w:t xml:space="preserve"/>
+      </w:r>
+      <w:r>
+        <w:t xml:space="preserve">☐ d) 88,49 %</w:t>
       </w:r>
     </w:p>
     <w:p>
@@ -430,36 +430,36 @@
         <w:t xml:space="preserve">6.</w:t>
       </w:r>
       <w:r>
-        <w:t xml:space="preserve"> À quoi sert le diagramme de Pareto dans la gestion de votre temps ?</w:t>
-      </w:r>
-    </w:p>
-    <w:p>
-      <w:pPr>
-        <w:spacing w:after="120"/>
-      </w:pPr>
-      <w:r>
-        <w:t xml:space="preserve">☐ a) Contrôler la ponctualité des salariés</w:t>
-      </w:r>
-      <w:r>
-        <w:br/>
-        <w:t xml:space="preserve"/>
-      </w:r>
-      <w:r>
-        <w:t xml:space="preserve">☐ b) Calculer le temps moyen d’une tâche</w:t>
-      </w:r>
-      <w:r>
-        <w:br/>
-        <w:t xml:space="preserve"/>
-      </w:r>
-      <w:r>
-        <w:t xml:space="preserve">☐ c) Réserver une salle de réunion</w:t>
-      </w:r>
-      <w:r>
-        <w:br/>
-        <w:t xml:space="preserve"/>
-      </w:r>
-      <w:r>
-        <w:t xml:space="preserve">☐ d) Ranger les tâches par priorité d’exécution sur une période</w:t>
+        <w:t xml:space="preserve"> Le service qualité de l’atelier du cours range ses réparations par quantité. Combien de types sur dix atteignent 80 % du total ?</w:t>
+      </w:r>
+    </w:p>
+    <w:p>
+      <w:pPr>
+        <w:spacing w:after="120"/>
+      </w:pPr>
+      <w:r>
+        <w:t xml:space="preserve">☐ a) Huit</w:t>
+      </w:r>
+      <w:r>
+        <w:br/>
+        <w:t xml:space="preserve"/>
+      </w:r>
+      <w:r>
+        <w:t xml:space="preserve">☐ b) Trois</w:t>
+      </w:r>
+      <w:r>
+        <w:br/>
+        <w:t xml:space="preserve"/>
+      </w:r>
+      <w:r>
+        <w:t xml:space="preserve">☐ c) Cinq</w:t>
+      </w:r>
+      <w:r>
+        <w:br/>
+        <w:t xml:space="preserve"/>
+      </w:r>
+      <w:r>
+        <w:t xml:space="preserve">☐ d) Deux</w:t>
       </w:r>
     </w:p>
     <w:p>
@@ -541,36 +541,36 @@
         <w:t xml:space="preserve">9.</w:t>
       </w:r>
       <w:r>
-        <w:t xml:space="preserve"> Sur le diagramme de Gantt de votre projet, la ligne verticale tracée à la date du jour traverse une tâche. Qu’en concluez-vous ?</w:t>
-      </w:r>
-    </w:p>
-    <w:p>
-      <w:pPr>
-        <w:spacing w:after="120"/>
-      </w:pPr>
-      <w:r>
-        <w:t xml:space="preserve">☐ a) La tâche est en cours de réalisation</w:t>
-      </w:r>
-      <w:r>
-        <w:br/>
-        <w:t xml:space="preserve"/>
-      </w:r>
-      <w:r>
-        <w:t xml:space="preserve">☐ b) La tâche est terminée</w:t>
-      </w:r>
-      <w:r>
-        <w:br/>
-        <w:t xml:space="preserve"/>
-      </w:r>
-      <w:r>
-        <w:t xml:space="preserve">☐ c) La tâche n’a pas commencé</w:t>
-      </w:r>
-      <w:r>
-        <w:br/>
-        <w:t xml:space="preserve"/>
-      </w:r>
-      <w:r>
-        <w:t xml:space="preserve">☐ d) La tâche est sur le chemin critique</w:t>
+        <w:t xml:space="preserve"> Votre entreprise installe des « badgeuses ». Selon le cours, à quoi certaines entreprises les font-elles servir en plus du pointage ?</w:t>
+      </w:r>
+    </w:p>
+    <w:p>
+      <w:pPr>
+        <w:spacing w:after="120"/>
+      </w:pPr>
+      <w:r>
+        <w:t xml:space="preserve">☐ a) À afficher des messages et rappeler les règles de sécurité, d’hygiène ou de qualité</w:t>
+      </w:r>
+      <w:r>
+        <w:br/>
+        <w:t xml:space="preserve"/>
+      </w:r>
+      <w:r>
+        <w:t xml:space="preserve">☐ b) À ouvrir les portes des locaux sécurisés</w:t>
+      </w:r>
+      <w:r>
+        <w:br/>
+        <w:t xml:space="preserve"/>
+      </w:r>
+      <w:r>
+        <w:t xml:space="preserve">☐ c) À payer les repas au restaurant d’entreprise</w:t>
+      </w:r>
+      <w:r>
+        <w:br/>
+        <w:t xml:space="preserve"/>
+      </w:r>
+      <w:r>
+        <w:t xml:space="preserve">☐ d) À calculer automatiquement les primes</w:t>
       </w:r>
     </w:p>
     <w:p>
@@ -585,36 +585,36 @@
         <w:t xml:space="preserve">10.</w:t>
       </w:r>
       <w:r>
-        <w:t xml:space="preserve"> Vous rédigez une procédure et voulez décrire la situation sans rien oublier. Quelle méthode du cours employez-vous ?</w:t>
-      </w:r>
-    </w:p>
-    <w:p>
-      <w:pPr>
-        <w:spacing w:after="120"/>
-      </w:pPr>
-      <w:r>
-        <w:t xml:space="preserve">☐ a) L’analyse ABC</w:t>
-      </w:r>
-      <w:r>
-        <w:br/>
-        <w:t xml:space="preserve"/>
-      </w:r>
-      <w:r>
-        <w:t xml:space="preserve">☐ b) QQOQCCP</w:t>
-      </w:r>
-      <w:r>
-        <w:br/>
-        <w:t xml:space="preserve"/>
-      </w:r>
-      <w:r>
-        <w:t xml:space="preserve">☐ c) Le pendulage</w:t>
-      </w:r>
-      <w:r>
-        <w:br/>
-        <w:t xml:space="preserve"/>
-      </w:r>
-      <w:r>
-        <w:t xml:space="preserve">☐ d) La pointeuse</w:t>
+        <w:t xml:space="preserve"> Vous avez mené un QQOQCCP comme dans l’exemple du cours. Comment le cours conseille-t-il ensuite d’en présenter les résultats ?</w:t>
+      </w:r>
+    </w:p>
+    <w:p>
+      <w:pPr>
+        <w:spacing w:after="120"/>
+      </w:pPr>
+      <w:r>
+        <w:t xml:space="preserve">☐ a) Une carte heuristique centrée sur le problème</w:t>
+      </w:r>
+      <w:r>
+        <w:br/>
+        <w:t xml:space="preserve"/>
+      </w:r>
+      <w:r>
+        <w:t xml:space="preserve">☐ b) Un slide par question, avec les réponses</w:t>
+      </w:r>
+      <w:r>
+        <w:br/>
+        <w:t xml:space="preserve"/>
+      </w:r>
+      <w:r>
+        <w:t xml:space="preserve">☐ c) Un tableau unique à sept colonnes</w:t>
+      </w:r>
+      <w:r>
+        <w:br/>
+        <w:t xml:space="preserve"/>
+      </w:r>
+      <w:r>
+        <w:t xml:space="preserve">☐ d) Un compte rendu rédigé d’une page</w:t>
       </w:r>
     </w:p>
     <w:sectPr>

--- a/samples/gestion-temps/output/acquimetre-evaluations-8-11-exemple-gestion-temps/C01-gestion-professionnelle-du-temps/C01-3-j30-stagiaire.docx
+++ b/samples/gestion-temps/output/acquimetre-evaluations-8-11-exemple-gestion-temps/C01-gestion-professionnelle-du-temps/C01-3-j30-stagiaire.docx
@@ -43,7 +43,7 @@
         <w:t xml:space="preserve">Version :</w:t>
       </w:r>
       <w:r>
-        <w:t xml:space="preserve"> commande exemple-gestion-temps, 16/10/2026</w:t>
+        <w:t xml:space="preserve"> commande exemple-gestion-temps, 18/10/2026</w:t>
       </w:r>
     </w:p>
     <w:p>
